--- a/04-desenvolvimento/03-padroes-codigo.docx
+++ b/04-desenvolvimento/03-padroes-codigo.docx
@@ -2719,7 +2719,7 @@
         </w:numPr>
       </w:pPr>
       <w:r>
-        <w:t xml:space="preserve">Segredos vêm de variáveis de ambiente/cofre; nunca no código nem em logs</w:t>
+        <w:t xml:space="preserve">Segredos vêm de variáveis de ambiente/cofre; nunca no código nem em registos</w:t>
       </w:r>
     </w:p>
     <w:p>
@@ -2743,7 +2743,7 @@
         </w:numPr>
       </w:pPr>
       <w:r>
-        <w:t xml:space="preserve">Dados pessoais nunca em logs, mensagens de erro ou URLs</w:t>
+        <w:t xml:space="preserve">Dados pessoais nunca em registos, mensagens de erro ou URLs</w:t>
       </w:r>
     </w:p>
     <w:p>
